--- a/reports/word/CopDem_Austria_Raster_Analysis.docx
+++ b/reports/word/CopDem_Austria_Raster_Analysis.docx
@@ -304,7 +304,7 @@
         <w:rPr>
           <w:b/>
         </w:rPr>
-        <w:t>Distribution — bins span the 1st–99th percentile at full resolution; the outermost bars (if present) are catch-alls for everything beyond, spanning the true min/max. No value clipping is applied to this raster — a handful of pixels in extreme terrain (e.g. steep peaks/ridgelines, where InSAR-derived DEMs like CopDEM are known to have large errors) can dominate the true min/max; see docs/lidar_comparison.md for a specific, individually-verified example near Grossglockner.</w:t>
+        <w:t>Distribution — bins span the 1st–99th percentile at full resolution; the outermost bars (if present) are catch-alls for everything beyond, spanning the true min/max. No value clipping is applied to this raster — a handful of pixels in extreme terrain (e.g. steep peaks/ridgelines, where InSAR-derived DEMs like CopDEM are known to have large discrepancies) can dominate the true min/max; see docs/lidar_comparison.md for a specific, individually-verified example near Grossglockner.</w:t>
       </w:r>
     </w:p>
     <w:p>
